--- a/study_pract/задание_3курс_БолотовКА.docx
+++ b/study_pract/задание_3курс_БолотовКА.docx
@@ -241,7 +241,43 @@
           <w:sz w:val="22"/>
           <w:szCs w:val="22"/>
         </w:rPr>
-        <w:t>Зав. кафедрой  д.п.н., проф.</w:t>
+        <w:t xml:space="preserve">Зав. </w:t>
+      </w:r>
+      <w:proofErr w:type="gramStart"/>
+      <w:r>
+        <w:rPr>
+          <w:color w:val="000000"/>
+          <w:sz w:val="22"/>
+          <w:szCs w:val="22"/>
+        </w:rPr>
+        <w:t xml:space="preserve">кафедрой  </w:t>
+      </w:r>
+      <w:proofErr w:type="spellStart"/>
+      <w:r>
+        <w:rPr>
+          <w:color w:val="000000"/>
+          <w:sz w:val="22"/>
+          <w:szCs w:val="22"/>
+        </w:rPr>
+        <w:t>д.п.н</w:t>
+      </w:r>
+      <w:proofErr w:type="spellEnd"/>
+      <w:r>
+        <w:rPr>
+          <w:color w:val="000000"/>
+          <w:sz w:val="22"/>
+          <w:szCs w:val="22"/>
+        </w:rPr>
+        <w:t>.</w:t>
+      </w:r>
+      <w:proofErr w:type="gramEnd"/>
+      <w:r>
+        <w:rPr>
+          <w:color w:val="000000"/>
+          <w:sz w:val="22"/>
+          <w:szCs w:val="22"/>
+        </w:rPr>
+        <w:t>, проф.</w:t>
       </w:r>
     </w:p>
     <w:p>
@@ -287,6 +323,7 @@
           <w:szCs w:val="22"/>
         </w:rPr>
       </w:pPr>
+      <w:proofErr w:type="spellStart"/>
       <w:r>
         <w:rPr>
           <w:color w:val="000000"/>
@@ -295,6 +332,7 @@
         </w:rPr>
         <w:t>Е.З.Власова</w:t>
       </w:r>
+      <w:proofErr w:type="spellEnd"/>
     </w:p>
     <w:p>
       <w:pPr>
@@ -313,13 +351,23 @@
           <w:szCs w:val="22"/>
         </w:rPr>
       </w:pPr>
-      <w:r>
-        <w:rPr>
-          <w:color w:val="000000"/>
-          <w:sz w:val="22"/>
-          <w:szCs w:val="22"/>
-        </w:rPr>
-        <w:t>«     » ______________ 20___ г.</w:t>
+      <w:proofErr w:type="gramStart"/>
+      <w:r>
+        <w:rPr>
+          <w:color w:val="000000"/>
+          <w:sz w:val="22"/>
+          <w:szCs w:val="22"/>
+        </w:rPr>
+        <w:t xml:space="preserve">«  </w:t>
+      </w:r>
+      <w:proofErr w:type="gramEnd"/>
+      <w:r>
+        <w:rPr>
+          <w:color w:val="000000"/>
+          <w:sz w:val="22"/>
+          <w:szCs w:val="22"/>
+        </w:rPr>
+        <w:t xml:space="preserve">   » ______________ 20___ г.</w:t>
       </w:r>
     </w:p>
     <w:p>
@@ -518,6 +566,7 @@
       <w:pPr>
         <w:jc w:val="both"/>
       </w:pPr>
+      <w:proofErr w:type="spellStart"/>
       <w:r>
         <w:t>Студента________</w:t>
       </w:r>
@@ -525,7 +574,14 @@
         <w:rPr>
           <w:u w:val="single"/>
         </w:rPr>
-        <w:t>Болотова Константина Александровича</w:t>
+        <w:t>Болотова</w:t>
+      </w:r>
+      <w:proofErr w:type="spellEnd"/>
+      <w:r>
+        <w:rPr>
+          <w:u w:val="single"/>
+        </w:rPr>
+        <w:t xml:space="preserve"> Константина Александровича</w:t>
       </w:r>
       <w:r>
         <w:t>________________________________</w:t>
@@ -566,7 +622,13 @@
         <w:rPr>
           <w:u w:val="single"/>
         </w:rPr>
-        <w:t>Власов Д. В.</w:t>
+        <w:t>Жуков Н. Н</w:t>
+      </w:r>
+      <w:r>
+        <w:rPr>
+          <w:u w:val="single"/>
+        </w:rPr>
+        <w:t>.</w:t>
       </w:r>
       <w:r>
         <w:rPr>
@@ -574,8 +636,18 @@
           <w:szCs w:val="26"/>
           <w:u w:val="single"/>
         </w:rPr>
-        <w:t xml:space="preserve"> к. ф.-м. н., доцент кафедры ИТиЭО</w:t>
-      </w:r>
+        <w:t xml:space="preserve"> к. ф.-м. н., доцент кафедры </w:t>
+      </w:r>
+      <w:proofErr w:type="spellStart"/>
+      <w:r>
+        <w:rPr>
+          <w:sz w:val="26"/>
+          <w:szCs w:val="26"/>
+          <w:u w:val="single"/>
+        </w:rPr>
+        <w:t>ИТиЭО</w:t>
+      </w:r>
+      <w:proofErr w:type="spellEnd"/>
       <w:r>
         <w:rPr>
           <w:u w:val="single"/>
@@ -621,7 +693,23 @@
           <w:sz w:val="22"/>
           <w:szCs w:val="22"/>
         </w:rPr>
-        <w:t>Утверждено приказом  ФГБОУ ВО «РГПУ им. А. И. Герцена» №</w:t>
+        <w:t xml:space="preserve">Утверждено </w:t>
+      </w:r>
+      <w:proofErr w:type="gramStart"/>
+      <w:r>
+        <w:rPr>
+          <w:sz w:val="22"/>
+          <w:szCs w:val="22"/>
+        </w:rPr>
+        <w:t>приказом  ФГБОУ</w:t>
+      </w:r>
+      <w:proofErr w:type="gramEnd"/>
+      <w:r>
+        <w:rPr>
+          <w:sz w:val="22"/>
+          <w:szCs w:val="22"/>
+        </w:rPr>
+        <w:t xml:space="preserve"> ВО «РГПУ им. А. И. Герцена» №</w:t>
       </w:r>
       <w:r>
         <w:rPr>
@@ -1315,16 +1403,27 @@
               <w:t>Алгоритм установки (текстовый документ) (опубликовать в электронном портфолио, ссылка</w:t>
             </w:r>
             <w:r>
-              <w:t xml:space="preserve"> и </w:t>
-            </w:r>
-            <w:r>
               <w:t xml:space="preserve"> </w:t>
             </w:r>
-            <w:r>
-              <w:rPr>
-                <w:color w:val="000000"/>
-              </w:rPr>
-              <w:t xml:space="preserve">QR-код </w:t>
+            <w:proofErr w:type="gramStart"/>
+            <w:r>
+              <w:t xml:space="preserve">и </w:t>
+            </w:r>
+            <w:r>
+              <w:t xml:space="preserve"> </w:t>
+            </w:r>
+            <w:r>
+              <w:rPr>
+                <w:color w:val="000000"/>
+              </w:rPr>
+              <w:t>QR</w:t>
+            </w:r>
+            <w:proofErr w:type="gramEnd"/>
+            <w:r>
+              <w:rPr>
+                <w:color w:val="000000"/>
+              </w:rPr>
+              <w:t xml:space="preserve">-код </w:t>
             </w:r>
             <w:r>
               <w:t>в отчете).</w:t>
@@ -1399,39 +1498,7 @@
                 <w:sz w:val="20"/>
                 <w:szCs w:val="20"/>
               </w:rPr>
-              <w:t>1</w:t>
-            </w:r>
-            <w:r>
-              <w:rPr>
-                <w:color w:val="000000"/>
-                <w:sz w:val="20"/>
-                <w:szCs w:val="20"/>
-              </w:rPr>
-              <w:t>9</w:t>
-            </w:r>
-            <w:r>
-              <w:rPr>
-                <w:color w:val="000000"/>
-                <w:sz w:val="20"/>
-                <w:szCs w:val="20"/>
-              </w:rPr>
-              <w:t>.0</w:t>
-            </w:r>
-            <w:r>
-              <w:rPr>
-                <w:color w:val="000000"/>
-                <w:sz w:val="20"/>
-                <w:szCs w:val="20"/>
-              </w:rPr>
-              <w:t>6</w:t>
-            </w:r>
-            <w:r>
-              <w:rPr>
-                <w:color w:val="000000"/>
-                <w:sz w:val="20"/>
-                <w:szCs w:val="20"/>
-              </w:rPr>
-              <w:t>.2026</w:t>
+              <w:t>19.06.2026</w:t>
             </w:r>
           </w:p>
         </w:tc>
@@ -1618,23 +1685,7 @@
                 <w:szCs w:val="20"/>
               </w:rPr>
               <w:lastRenderedPageBreak/>
-              <w:t>1</w:t>
-            </w:r>
-            <w:r>
-              <w:rPr>
-                <w:color w:val="000000"/>
-                <w:sz w:val="20"/>
-                <w:szCs w:val="20"/>
-              </w:rPr>
-              <w:t>6</w:t>
-            </w:r>
-            <w:r>
-              <w:rPr>
-                <w:color w:val="000000"/>
-                <w:sz w:val="20"/>
-                <w:szCs w:val="20"/>
-              </w:rPr>
-              <w:t>.02.2026</w:t>
+              <w:t>16.02.2026</w:t>
             </w:r>
           </w:p>
         </w:tc>
@@ -1767,10 +1818,21 @@
               <w:rPr>
                 <w:color w:val="000000"/>
               </w:rPr>
-              <w:t xml:space="preserve">Текстовый документ с </w:t>
-            </w:r>
-            <w:r>
-              <w:t xml:space="preserve"> подборкой расширений и тем оформления с комментариями</w:t>
+              <w:t xml:space="preserve">Текстовый документ </w:t>
+            </w:r>
+            <w:proofErr w:type="gramStart"/>
+            <w:r>
+              <w:rPr>
+                <w:color w:val="000000"/>
+              </w:rPr>
+              <w:t xml:space="preserve">с </w:t>
+            </w:r>
+            <w:r>
+              <w:t xml:space="preserve"> подборкой</w:t>
+            </w:r>
+            <w:proofErr w:type="gramEnd"/>
+            <w:r>
+              <w:t xml:space="preserve"> расширений и тем оформления с комментариями</w:t>
             </w:r>
           </w:p>
           <w:p>
@@ -1838,23 +1900,7 @@
                 <w:sz w:val="20"/>
                 <w:szCs w:val="20"/>
               </w:rPr>
-              <w:t>1</w:t>
-            </w:r>
-            <w:r>
-              <w:rPr>
-                <w:color w:val="000000"/>
-                <w:sz w:val="20"/>
-                <w:szCs w:val="20"/>
-              </w:rPr>
-              <w:t>7</w:t>
-            </w:r>
-            <w:r>
-              <w:rPr>
-                <w:color w:val="000000"/>
-                <w:sz w:val="20"/>
-                <w:szCs w:val="20"/>
-              </w:rPr>
-              <w:t>.02.2026</w:t>
+              <w:t>17.02.2026</w:t>
             </w:r>
           </w:p>
         </w:tc>
@@ -2028,6 +2074,7 @@
                 </w:rPr>
                 <w:t>.</w:t>
               </w:r>
+              <w:proofErr w:type="spellStart"/>
               <w:r>
                 <w:rPr>
                   <w:rStyle w:val="ab"/>
@@ -2035,12 +2082,14 @@
                 </w:rPr>
                 <w:t>herzen</w:t>
               </w:r>
+              <w:proofErr w:type="spellEnd"/>
               <w:r>
                 <w:rPr>
                   <w:rStyle w:val="ab"/>
                 </w:rPr>
                 <w:t>.</w:t>
               </w:r>
+              <w:proofErr w:type="spellStart"/>
               <w:r>
                 <w:rPr>
                   <w:rStyle w:val="ab"/>
@@ -2048,12 +2097,14 @@
                 </w:rPr>
                 <w:t>spb</w:t>
               </w:r>
+              <w:proofErr w:type="spellEnd"/>
               <w:r>
                 <w:rPr>
                   <w:rStyle w:val="ab"/>
                 </w:rPr>
                 <w:t>.</w:t>
               </w:r>
+              <w:proofErr w:type="spellStart"/>
               <w:r>
                 <w:rPr>
                   <w:rStyle w:val="ab"/>
@@ -2061,6 +2112,7 @@
                 </w:rPr>
                 <w:t>ru</w:t>
               </w:r>
+              <w:proofErr w:type="spellEnd"/>
               <w:r>
                 <w:rPr>
                   <w:rStyle w:val="ab"/>
@@ -2080,6 +2132,7 @@
                 </w:rPr>
                 <w:t>/</w:t>
               </w:r>
+              <w:proofErr w:type="spellStart"/>
               <w:r>
                 <w:rPr>
                   <w:rStyle w:val="ab"/>
@@ -2087,6 +2140,7 @@
                 </w:rPr>
                 <w:t>newebs</w:t>
               </w:r>
+              <w:proofErr w:type="spellEnd"/>
             </w:hyperlink>
             <w:r>
               <w:t>)</w:t>
@@ -2175,6 +2229,7 @@
                 </w:rPr>
                 <w:t>.</w:t>
               </w:r>
+              <w:proofErr w:type="spellStart"/>
               <w:r>
                 <w:rPr>
                   <w:rStyle w:val="ab"/>
@@ -2182,12 +2237,14 @@
                 </w:rPr>
                 <w:t>herzen</w:t>
               </w:r>
+              <w:proofErr w:type="spellEnd"/>
               <w:r>
                 <w:rPr>
                   <w:rStyle w:val="ab"/>
                 </w:rPr>
                 <w:t>.</w:t>
               </w:r>
+              <w:proofErr w:type="spellStart"/>
               <w:r>
                 <w:rPr>
                   <w:rStyle w:val="ab"/>
@@ -2195,12 +2252,14 @@
                 </w:rPr>
                 <w:t>spb</w:t>
               </w:r>
+              <w:proofErr w:type="spellEnd"/>
               <w:r>
                 <w:rPr>
                   <w:rStyle w:val="ab"/>
                 </w:rPr>
                 <w:t>.</w:t>
               </w:r>
+              <w:proofErr w:type="spellStart"/>
               <w:r>
                 <w:rPr>
                   <w:rStyle w:val="ab"/>
@@ -2208,6 +2267,7 @@
                 </w:rPr>
                 <w:t>ru</w:t>
               </w:r>
+              <w:proofErr w:type="spellEnd"/>
               <w:r>
                 <w:rPr>
                   <w:rStyle w:val="ab"/>
@@ -2227,6 +2287,7 @@
                 </w:rPr>
                 <w:t>/</w:t>
               </w:r>
+              <w:proofErr w:type="spellStart"/>
               <w:r>
                 <w:rPr>
                   <w:rStyle w:val="ab"/>
@@ -2234,6 +2295,7 @@
                 </w:rPr>
                 <w:t>newebs</w:t>
               </w:r>
+              <w:proofErr w:type="spellEnd"/>
             </w:hyperlink>
             <w:r>
               <w:t>)</w:t>
@@ -2311,10 +2373,21 @@
               <w:rPr>
                 <w:color w:val="000000"/>
               </w:rPr>
-              <w:t xml:space="preserve">QR-код и </w:t>
-            </w:r>
-            <w:r>
-              <w:t xml:space="preserve"> ссылка в отчете). Список подготавливается в двух вариантах: для отчета по практике в формате </w:t>
+              <w:t xml:space="preserve">QR-код </w:t>
+            </w:r>
+            <w:proofErr w:type="gramStart"/>
+            <w:r>
+              <w:rPr>
+                <w:color w:val="000000"/>
+              </w:rPr>
+              <w:t xml:space="preserve">и </w:t>
+            </w:r>
+            <w:r>
+              <w:t xml:space="preserve"> ссылка</w:t>
+            </w:r>
+            <w:proofErr w:type="gramEnd"/>
+            <w:r>
+              <w:t xml:space="preserve"> в отчете). Список подготавливается в двух вариантах: для отчета по практике в формате </w:t>
             </w:r>
             <w:r>
               <w:rPr>
@@ -2509,10 +2582,21 @@
               <w:rPr>
                 <w:color w:val="000000"/>
               </w:rPr>
-              <w:t xml:space="preserve">QR-код и </w:t>
-            </w:r>
-            <w:r>
-              <w:t xml:space="preserve"> ссылка в отчете). Список подготавливается в двух вариантах: для отчета по практике в формате </w:t>
+              <w:t xml:space="preserve">QR-код </w:t>
+            </w:r>
+            <w:proofErr w:type="gramStart"/>
+            <w:r>
+              <w:rPr>
+                <w:color w:val="000000"/>
+              </w:rPr>
+              <w:t xml:space="preserve">и </w:t>
+            </w:r>
+            <w:r>
+              <w:t xml:space="preserve"> ссылка</w:t>
+            </w:r>
+            <w:proofErr w:type="gramEnd"/>
+            <w:r>
+              <w:t xml:space="preserve"> в отчете). Список подготавливается в двух вариантах: для отчета по практике в формате </w:t>
             </w:r>
             <w:r>
               <w:rPr>
@@ -2613,23 +2697,7 @@
                 <w:szCs w:val="20"/>
               </w:rPr>
               <w:lastRenderedPageBreak/>
-              <w:t>1</w:t>
-            </w:r>
-            <w:r>
-              <w:rPr>
-                <w:color w:val="000000"/>
-                <w:sz w:val="20"/>
-                <w:szCs w:val="20"/>
-              </w:rPr>
-              <w:t>8</w:t>
-            </w:r>
-            <w:r>
-              <w:rPr>
-                <w:color w:val="000000"/>
-                <w:sz w:val="20"/>
-                <w:szCs w:val="20"/>
-              </w:rPr>
-              <w:t>.02.2026</w:t>
+              <w:t>18.02.2026</w:t>
             </w:r>
           </w:p>
         </w:tc>
@@ -2996,7 +3064,15 @@
               <w:spacing w:before="0" w:beforeAutospacing="0" w:after="150" w:afterAutospacing="0"/>
             </w:pPr>
             <w:r>
-              <w:t>Выбрать одно из направлений решаемых задач кафедры и  подобрать актуальные программные расширения и современные темы оформления.</w:t>
+              <w:t xml:space="preserve">Выбрать одно из направлений решаемых задач кафедры </w:t>
+            </w:r>
+            <w:proofErr w:type="gramStart"/>
+            <w:r>
+              <w:t>и  подобрать</w:t>
+            </w:r>
+            <w:proofErr w:type="gramEnd"/>
+            <w:r>
+              <w:t xml:space="preserve"> актуальные программные расширения и современные темы оформления.</w:t>
             </w:r>
           </w:p>
           <w:p>
@@ -3077,7 +3153,15 @@
               <w:spacing w:before="0" w:beforeAutospacing="0" w:after="150" w:afterAutospacing="0"/>
             </w:pPr>
             <w:r>
-              <w:t>Выбрать одно из направлений решаемых задач кафедры и  подобрать актуальные программные расширения и современные темы оформления.</w:t>
+              <w:t xml:space="preserve">Выбрать одно из направлений решаемых задач кафедры </w:t>
+            </w:r>
+            <w:proofErr w:type="gramStart"/>
+            <w:r>
+              <w:t>и  подобрать</w:t>
+            </w:r>
+            <w:proofErr w:type="gramEnd"/>
+            <w:r>
+              <w:t xml:space="preserve"> актуальные программные расширения и современные темы оформления.</w:t>
             </w:r>
           </w:p>
           <w:p>
@@ -3173,7 +3257,15 @@
             </w:pPr>
             <w:r>
               <w:lastRenderedPageBreak/>
-              <w:t>Выбрать одно из направлений решаемых задач кафедры и  подобрать актуальные программные расширения и современные темы оформления.</w:t>
+              <w:t xml:space="preserve">Выбрать одно из направлений решаемых задач кафедры </w:t>
+            </w:r>
+            <w:proofErr w:type="gramStart"/>
+            <w:r>
+              <w:t>и  подобрать</w:t>
+            </w:r>
+            <w:proofErr w:type="gramEnd"/>
+            <w:r>
+              <w:t xml:space="preserve"> актуальные программные расширения и современные темы оформления.</w:t>
             </w:r>
           </w:p>
           <w:p>
@@ -3268,7 +3360,15 @@
               <w:spacing w:before="0" w:beforeAutospacing="0" w:after="150" w:afterAutospacing="0"/>
             </w:pPr>
             <w:r>
-              <w:t>Выбрать одно из направлений решаемых задач кафедры и  подобрать актуальные программные расширения и современные темы оформления.</w:t>
+              <w:t xml:space="preserve">Выбрать одно из направлений решаемых задач кафедры </w:t>
+            </w:r>
+            <w:proofErr w:type="gramStart"/>
+            <w:r>
+              <w:t>и  подобрать</w:t>
+            </w:r>
+            <w:proofErr w:type="gramEnd"/>
+            <w:r>
+              <w:t xml:space="preserve"> актуальные программные расширения и современные темы оформления.</w:t>
             </w:r>
           </w:p>
           <w:p>
@@ -3330,7 +3430,21 @@
                 <w:color w:val="000000"/>
               </w:rPr>
               <w:lastRenderedPageBreak/>
-              <w:t>Текстовый документ с  подборкой расширений и тем оформления с комментариями (опубликовать в электронном портфолио, QR-код в отчете)</w:t>
+              <w:t xml:space="preserve">Текстовый документ </w:t>
+            </w:r>
+            <w:proofErr w:type="gramStart"/>
+            <w:r>
+              <w:rPr>
+                <w:color w:val="000000"/>
+              </w:rPr>
+              <w:t>с  подборкой</w:t>
+            </w:r>
+            <w:proofErr w:type="gramEnd"/>
+            <w:r>
+              <w:rPr>
+                <w:color w:val="000000"/>
+              </w:rPr>
+              <w:t xml:space="preserve"> расширений и тем оформления с комментариями (опубликовать в электронном портфолио, QR-код в отчете)</w:t>
             </w:r>
           </w:p>
           <w:p>
@@ -3368,7 +3482,21 @@
               <w:rPr>
                 <w:color w:val="000000"/>
               </w:rPr>
-              <w:t>Текстовый документ с  подборкой расширений и тем оформления с комментариями (опубликовать в электронном портфолио, QR-код в отчете)</w:t>
+              <w:t xml:space="preserve">Текстовый документ </w:t>
+            </w:r>
+            <w:proofErr w:type="gramStart"/>
+            <w:r>
+              <w:rPr>
+                <w:color w:val="000000"/>
+              </w:rPr>
+              <w:t>с  подборкой</w:t>
+            </w:r>
+            <w:proofErr w:type="gramEnd"/>
+            <w:r>
+              <w:rPr>
+                <w:color w:val="000000"/>
+              </w:rPr>
+              <w:t xml:space="preserve"> расширений и тем оформления с комментариями (опубликовать в электронном портфолио, QR-код в отчете)</w:t>
             </w:r>
           </w:p>
           <w:p>
@@ -3406,7 +3534,21 @@
               <w:rPr>
                 <w:color w:val="000000"/>
               </w:rPr>
-              <w:t xml:space="preserve">Текстовый документ с  подборкой расширений и тем оформления с </w:t>
+              <w:t xml:space="preserve">Текстовый документ </w:t>
+            </w:r>
+            <w:proofErr w:type="gramStart"/>
+            <w:r>
+              <w:rPr>
+                <w:color w:val="000000"/>
+              </w:rPr>
+              <w:t>с  подборкой</w:t>
+            </w:r>
+            <w:proofErr w:type="gramEnd"/>
+            <w:r>
+              <w:rPr>
+                <w:color w:val="000000"/>
+              </w:rPr>
+              <w:t xml:space="preserve"> расширений и тем оформления с </w:t>
             </w:r>
             <w:r>
               <w:rPr>
@@ -3469,7 +3611,21 @@
               <w:rPr>
                 <w:color w:val="000000"/>
               </w:rPr>
-              <w:t>Текстовый документ с  подборкой расширений и тем оформления с комментариями (опубликовать в электронном портфолио, QR-код в отчете)</w:t>
+              <w:t xml:space="preserve">Текстовый документ </w:t>
+            </w:r>
+            <w:proofErr w:type="gramStart"/>
+            <w:r>
+              <w:rPr>
+                <w:color w:val="000000"/>
+              </w:rPr>
+              <w:t>с  подборкой</w:t>
+            </w:r>
+            <w:proofErr w:type="gramEnd"/>
+            <w:r>
+              <w:rPr>
+                <w:color w:val="000000"/>
+              </w:rPr>
+              <w:t xml:space="preserve"> расширений и тем оформления с комментариями (опубликовать в электронном портфолио, QR-код в отчете)</w:t>
             </w:r>
           </w:p>
         </w:tc>
@@ -3507,23 +3663,7 @@
                 <w:szCs w:val="20"/>
               </w:rPr>
               <w:lastRenderedPageBreak/>
-              <w:t>1</w:t>
-            </w:r>
-            <w:r>
-              <w:rPr>
-                <w:color w:val="000000"/>
-                <w:sz w:val="20"/>
-                <w:szCs w:val="20"/>
-              </w:rPr>
-              <w:t>9</w:t>
-            </w:r>
-            <w:r>
-              <w:rPr>
-                <w:color w:val="000000"/>
-                <w:sz w:val="20"/>
-                <w:szCs w:val="20"/>
-              </w:rPr>
-              <w:t>.02.2026</w:t>
+              <w:t>19.02.2026</w:t>
             </w:r>
           </w:p>
         </w:tc>
@@ -3649,7 +3789,21 @@
               <w:rPr>
                 <w:color w:val="000000"/>
               </w:rPr>
-              <w:t xml:space="preserve">Веб-портфолио формируется как Git-репозиторий и содержит все загруженные в него результаты выполнения заданий, включая слайды. Пример репозитория: </w:t>
+              <w:t xml:space="preserve">Веб-портфолио формируется как </w:t>
+            </w:r>
+            <w:proofErr w:type="spellStart"/>
+            <w:r>
+              <w:rPr>
+                <w:color w:val="000000"/>
+              </w:rPr>
+              <w:t>Git</w:t>
+            </w:r>
+            <w:proofErr w:type="spellEnd"/>
+            <w:r>
+              <w:rPr>
+                <w:color w:val="000000"/>
+              </w:rPr>
+              <w:t xml:space="preserve">-репозиторий и содержит все загруженные в него результаты выполнения заданий, включая слайды. Пример репозитория: </w:t>
             </w:r>
             <w:hyperlink r:id="rId15">
               <w:r>
@@ -3687,7 +3841,21 @@
               <w:rPr>
                 <w:color w:val="000000"/>
               </w:rPr>
-              <w:t xml:space="preserve">Ссылка на репозиторий дублируется в курсе Moodle </w:t>
+              <w:t xml:space="preserve">Ссылка на репозиторий дублируется в курсе </w:t>
+            </w:r>
+            <w:proofErr w:type="spellStart"/>
+            <w:r>
+              <w:rPr>
+                <w:color w:val="000000"/>
+              </w:rPr>
+              <w:t>Moodle</w:t>
+            </w:r>
+            <w:proofErr w:type="spellEnd"/>
+            <w:r>
+              <w:rPr>
+                <w:color w:val="000000"/>
+              </w:rPr>
+              <w:t xml:space="preserve"> </w:t>
             </w:r>
             <w:hyperlink r:id="rId16">
               <w:r>
@@ -3725,7 +3893,21 @@
               <w:rPr>
                 <w:color w:val="000000"/>
               </w:rPr>
-              <w:t xml:space="preserve"> Отчет (текстовый документ). Отчет должен содержать все выполненные задания и  ссылку на электронное портфолио.</w:t>
+              <w:t xml:space="preserve"> Отчет (текстовый документ). Отчет должен содержать все выполненные задания </w:t>
+            </w:r>
+            <w:proofErr w:type="gramStart"/>
+            <w:r>
+              <w:rPr>
+                <w:color w:val="000000"/>
+              </w:rPr>
+              <w:t>и  ссылку</w:t>
+            </w:r>
+            <w:proofErr w:type="gramEnd"/>
+            <w:r>
+              <w:rPr>
+                <w:color w:val="000000"/>
+              </w:rPr>
+              <w:t xml:space="preserve"> на электронное портфолио.</w:t>
             </w:r>
           </w:p>
         </w:tc>
@@ -3761,15 +3943,7 @@
                 <w:sz w:val="20"/>
                 <w:szCs w:val="20"/>
               </w:rPr>
-              <w:t>20</w:t>
-            </w:r>
-            <w:r>
-              <w:rPr>
-                <w:color w:val="000000"/>
-                <w:sz w:val="20"/>
-                <w:szCs w:val="20"/>
-              </w:rPr>
-              <w:t>.02.2026</w:t>
+              <w:t>20.02.2026</w:t>
             </w:r>
           </w:p>
         </w:tc>
@@ -3956,6 +4130,7 @@
         </w:rPr>
         <w:t xml:space="preserve">февраля </w:t>
       </w:r>
+      <w:proofErr w:type="gramStart"/>
       <w:r>
         <w:rPr>
           <w:color w:val="000000"/>
@@ -3994,7 +4169,16 @@
           <w:sz w:val="20"/>
           <w:szCs w:val="20"/>
         </w:rPr>
-        <w:t xml:space="preserve"> г.  _____________________ ______________</w:t>
+        <w:t xml:space="preserve"> г.</w:t>
+      </w:r>
+      <w:proofErr w:type="gramEnd"/>
+      <w:r>
+        <w:rPr>
+          <w:color w:val="000000"/>
+          <w:sz w:val="20"/>
+          <w:szCs w:val="20"/>
+        </w:rPr>
+        <w:t xml:space="preserve">  _____________________ ______________</w:t>
       </w:r>
     </w:p>
     <w:p>
